--- a/User Stories/EPIC 1 & 2.docx
+++ b/User Stories/EPIC 1 & 2.docx
@@ -51,8 +51,23 @@
           <w:sz w:val="36"/>
           <w:szCs w:val="36"/>
         </w:rPr>
-        <w:t>E</w:t>
-      </w:r>
+        <w:t xml:space="preserve">EPIC ID: </w:t>
+      </w:r>
+      <w:r>
+        <w:rPr>
+          <w:sz w:val="36"/>
+          <w:szCs w:val="36"/>
+        </w:rPr>
+        <w:t>SMS01</w:t>
+      </w:r>
+    </w:p>
+    <w:p>
+      <w:pPr>
+        <w:rPr>
+          <w:sz w:val="36"/>
+          <w:szCs w:val="36"/>
+        </w:rPr>
+      </w:pPr>
       <w:r>
         <w:rPr>
           <w:b/>
@@ -60,14 +75,21 @@
           <w:sz w:val="36"/>
           <w:szCs w:val="36"/>
         </w:rPr>
-        <w:t xml:space="preserve">PIC ID: </w:t>
-      </w:r>
-      <w:r>
-        <w:rPr>
-          <w:sz w:val="36"/>
-          <w:szCs w:val="36"/>
-        </w:rPr>
-        <w:t>SMS01</w:t>
+        <w:t xml:space="preserve">Epic Name: </w:t>
+      </w:r>
+      <w:r>
+        <w:rPr>
+          <w:sz w:val="36"/>
+          <w:szCs w:val="36"/>
+        </w:rPr>
+        <w:t>User Registration and Management</w:t>
+      </w:r>
+      <w:r>
+        <w:rPr>
+          <w:sz w:val="36"/>
+          <w:szCs w:val="36"/>
+        </w:rPr>
+        <w:t xml:space="preserve"> </w:t>
       </w:r>
     </w:p>
     <w:p>
@@ -84,37 +106,6 @@
           <w:sz w:val="36"/>
           <w:szCs w:val="36"/>
         </w:rPr>
-        <w:t xml:space="preserve">Epic Name: </w:t>
-      </w:r>
-      <w:r>
-        <w:rPr>
-          <w:sz w:val="36"/>
-          <w:szCs w:val="36"/>
-        </w:rPr>
-        <w:t>User Registration and Management</w:t>
-      </w:r>
-      <w:r>
-        <w:rPr>
-          <w:sz w:val="36"/>
-          <w:szCs w:val="36"/>
-        </w:rPr>
-        <w:t xml:space="preserve"> </w:t>
-      </w:r>
-    </w:p>
-    <w:p>
-      <w:pPr>
-        <w:rPr>
-          <w:sz w:val="36"/>
-          <w:szCs w:val="36"/>
-        </w:rPr>
-      </w:pPr>
-      <w:r>
-        <w:rPr>
-          <w:b/>
-          <w:bCs/>
-          <w:sz w:val="36"/>
-          <w:szCs w:val="36"/>
-        </w:rPr>
         <w:t xml:space="preserve">User Story ID: </w:t>
       </w:r>
       <w:r>
@@ -139,6 +130,29 @@
         </w:rPr>
         <w:t>As a student, I am able to register and create an account in the system so that I can login and access my academic information.</w:t>
       </w:r>
+    </w:p>
+    <w:p>
+      <w:pPr>
+        <w:rPr>
+          <w:sz w:val="36"/>
+          <w:szCs w:val="36"/>
+        </w:rPr>
+      </w:pPr>
+      <w:r>
+        <w:rPr>
+          <w:sz w:val="36"/>
+          <w:szCs w:val="36"/>
+        </w:rPr>
+        <w:t>Test Scenario :</w:t>
+      </w:r>
+    </w:p>
+    <w:p>
+      <w:pPr>
+        <w:rPr>
+          <w:sz w:val="36"/>
+          <w:szCs w:val="36"/>
+        </w:rPr>
+      </w:pPr>
     </w:p>
     <w:p>
       <w:pPr>
@@ -360,7 +374,6 @@
           <w:sz w:val="36"/>
           <w:szCs w:val="36"/>
         </w:rPr>
-        <w:lastRenderedPageBreak/>
         <w:t xml:space="preserve">User Story ID: </w:t>
       </w:r>
       <w:r>
@@ -607,6 +620,7 @@
           <w:sz w:val="36"/>
           <w:szCs w:val="36"/>
         </w:rPr>
+        <w:lastRenderedPageBreak/>
         <w:t>As a teacher, I am able to register and create an account so that I can manage classes, mark attendance and update student information.</w:t>
       </w:r>
     </w:p>
@@ -624,7 +638,6 @@
           <w:sz w:val="36"/>
           <w:szCs w:val="36"/>
         </w:rPr>
-        <w:lastRenderedPageBreak/>
         <w:t>Acceptance Criteria:</w:t>
       </w:r>
     </w:p>
@@ -866,6 +879,7 @@
           <w:sz w:val="36"/>
           <w:szCs w:val="36"/>
         </w:rPr>
+        <w:lastRenderedPageBreak/>
         <w:t>GIVEN a student, parent or teacher completes the registration process</w:t>
       </w:r>
     </w:p>
@@ -881,7 +895,6 @@
           <w:sz w:val="36"/>
           <w:szCs w:val="36"/>
         </w:rPr>
-        <w:lastRenderedPageBreak/>
         <w:t>WHEN the registration is successfully submitted</w:t>
       </w:r>
     </w:p>
@@ -1133,6 +1146,7 @@
           <w:sz w:val="36"/>
           <w:szCs w:val="36"/>
         </w:rPr>
+        <w:lastRenderedPageBreak/>
         <w:t>As an administrator, I am able to assign teachers to different classes so that each class has a responsible teacher.</w:t>
       </w:r>
     </w:p>
@@ -1150,7 +1164,6 @@
           <w:sz w:val="36"/>
           <w:szCs w:val="36"/>
         </w:rPr>
-        <w:lastRenderedPageBreak/>
         <w:t>Acceptance Criteria:</w:t>
       </w:r>
     </w:p>
@@ -1438,6 +1451,7 @@
           <w:sz w:val="36"/>
           <w:szCs w:val="36"/>
         </w:rPr>
+        <w:lastRenderedPageBreak/>
         <w:t>THEN the system displays the class schedule</w:t>
       </w:r>
     </w:p>
@@ -2373,6 +2387,7 @@
   <w:style w:type="character" w:default="1" w:styleId="DefaultParagraphFont">
     <w:name w:val="Default Paragraph Font"/>
     <w:uiPriority w:val="1"/>
+    <w:semiHidden/>
     <w:unhideWhenUsed/>
   </w:style>
   <w:style w:type="table" w:default="1" w:styleId="TableNormal">

--- a/User Stories/EPIC 1 & 2.docx
+++ b/User Stories/EPIC 1 & 2.docx
@@ -134,25 +134,93 @@
     <w:p>
       <w:pPr>
         <w:rPr>
-          <w:sz w:val="36"/>
-          <w:szCs w:val="36"/>
-        </w:rPr>
-      </w:pPr>
-      <w:r>
-        <w:rPr>
-          <w:sz w:val="36"/>
-          <w:szCs w:val="36"/>
-        </w:rPr>
-        <w:t>Test Scenario :</w:t>
-      </w:r>
-    </w:p>
-    <w:p>
-      <w:pPr>
-        <w:rPr>
-          <w:sz w:val="36"/>
-          <w:szCs w:val="36"/>
-        </w:rPr>
-      </w:pPr>
+          <w:b/>
+          <w:bCs/>
+          <w:sz w:val="36"/>
+          <w:szCs w:val="36"/>
+        </w:rPr>
+      </w:pPr>
+      <w:r>
+        <w:rPr>
+          <w:b/>
+          <w:bCs/>
+          <w:sz w:val="36"/>
+          <w:szCs w:val="36"/>
+        </w:rPr>
+        <w:t>Test Scenario:</w:t>
+      </w:r>
+    </w:p>
+    <w:p>
+      <w:pPr>
+        <w:rPr>
+          <w:sz w:val="36"/>
+          <w:szCs w:val="36"/>
+        </w:rPr>
+      </w:pPr>
+      <w:r>
+        <w:rPr>
+          <w:b/>
+          <w:bCs/>
+          <w:sz w:val="36"/>
+          <w:szCs w:val="36"/>
+        </w:rPr>
+        <w:t>TS01:</w:t>
+      </w:r>
+      <w:r>
+        <w:rPr>
+          <w:sz w:val="36"/>
+          <w:szCs w:val="36"/>
+        </w:rPr>
+        <w:t xml:space="preserve"> Verify that a student can successfully register with valid details.</w:t>
+      </w:r>
+    </w:p>
+    <w:p>
+      <w:pPr>
+        <w:rPr>
+          <w:sz w:val="36"/>
+          <w:szCs w:val="36"/>
+        </w:rPr>
+      </w:pPr>
+      <w:r>
+        <w:rPr>
+          <w:b/>
+          <w:bCs/>
+          <w:sz w:val="36"/>
+          <w:szCs w:val="36"/>
+        </w:rPr>
+        <w:t>TS02:</w:t>
+      </w:r>
+      <w:r>
+        <w:rPr>
+          <w:sz w:val="36"/>
+          <w:szCs w:val="36"/>
+        </w:rPr>
+        <w:t xml:space="preserve"> Verify that the system prevents registration when the student submits the form with missing or invalid details.</w:t>
+      </w:r>
+    </w:p>
+    <w:p>
+      <w:pPr>
+        <w:rPr>
+          <w:sz w:val="36"/>
+          <w:szCs w:val="36"/>
+        </w:rPr>
+      </w:pPr>
+      <w:r>
+        <w:rPr>
+          <w:b/>
+          <w:bCs/>
+          <w:sz w:val="36"/>
+          <w:szCs w:val="36"/>
+        </w:rPr>
+        <w:t>TS03:</w:t>
+      </w:r>
+      <w:r>
+        <w:rPr>
+          <w:sz w:val="36"/>
+          <w:szCs w:val="36"/>
+        </w:rPr>
+        <w:t xml:space="preserve"> Verify that the student can login using the registered credentials after successful registration.</w:t>
+      </w:r>
     </w:p>
     <w:p>
       <w:pPr>
@@ -296,6 +364,7 @@
           <w:sz w:val="36"/>
           <w:szCs w:val="36"/>
         </w:rPr>
+        <w:lastRenderedPageBreak/>
         <w:t>GIVEN the student is on the registration page</w:t>
       </w:r>
     </w:p>
@@ -402,6 +471,97 @@
     <w:p>
       <w:pPr>
         <w:rPr>
+          <w:b/>
+          <w:bCs/>
+          <w:sz w:val="36"/>
+          <w:szCs w:val="36"/>
+        </w:rPr>
+      </w:pPr>
+      <w:r>
+        <w:rPr>
+          <w:b/>
+          <w:bCs/>
+          <w:sz w:val="36"/>
+          <w:szCs w:val="36"/>
+        </w:rPr>
+        <w:t>Test Scenario:</w:t>
+      </w:r>
+    </w:p>
+    <w:p>
+      <w:pPr>
+        <w:rPr>
+          <w:sz w:val="36"/>
+          <w:szCs w:val="36"/>
+        </w:rPr>
+      </w:pPr>
+      <w:r>
+        <w:rPr>
+          <w:b/>
+          <w:bCs/>
+          <w:sz w:val="36"/>
+          <w:szCs w:val="36"/>
+        </w:rPr>
+        <w:t>TS04:</w:t>
+      </w:r>
+      <w:r>
+        <w:rPr>
+          <w:sz w:val="36"/>
+          <w:szCs w:val="36"/>
+        </w:rPr>
+        <w:t xml:space="preserve"> Verify that a parent can successfully register with valid details.</w:t>
+      </w:r>
+    </w:p>
+    <w:p>
+      <w:pPr>
+        <w:rPr>
+          <w:sz w:val="36"/>
+          <w:szCs w:val="36"/>
+        </w:rPr>
+      </w:pPr>
+      <w:r>
+        <w:rPr>
+          <w:b/>
+          <w:bCs/>
+          <w:sz w:val="36"/>
+          <w:szCs w:val="36"/>
+        </w:rPr>
+        <w:t>TS05:</w:t>
+      </w:r>
+      <w:r>
+        <w:rPr>
+          <w:sz w:val="36"/>
+          <w:szCs w:val="36"/>
+        </w:rPr>
+        <w:t xml:space="preserve"> Verify that the system displays an error message when the parent enters an invalid email format.</w:t>
+      </w:r>
+    </w:p>
+    <w:p>
+      <w:pPr>
+        <w:rPr>
+          <w:sz w:val="36"/>
+          <w:szCs w:val="36"/>
+        </w:rPr>
+      </w:pPr>
+      <w:r>
+        <w:rPr>
+          <w:b/>
+          <w:bCs/>
+          <w:sz w:val="36"/>
+          <w:szCs w:val="36"/>
+        </w:rPr>
+        <w:t>TS06:</w:t>
+      </w:r>
+      <w:r>
+        <w:rPr>
+          <w:sz w:val="36"/>
+          <w:szCs w:val="36"/>
+        </w:rPr>
+        <w:t xml:space="preserve"> Verify that the system prevents account creation when the parent submits incomplete registration details.</w:t>
+      </w:r>
+    </w:p>
+    <w:p>
+      <w:pPr>
+        <w:rPr>
           <w:sz w:val="36"/>
           <w:szCs w:val="36"/>
         </w:rPr>
@@ -488,6 +648,7 @@
           <w:sz w:val="36"/>
           <w:szCs w:val="36"/>
         </w:rPr>
+        <w:lastRenderedPageBreak/>
         <w:t>AND the parent can login and access the child's information.</w:t>
       </w:r>
     </w:p>
@@ -620,198 +781,535 @@
           <w:sz w:val="36"/>
           <w:szCs w:val="36"/>
         </w:rPr>
+        <w:t>As a teacher, I am able to register and create an account so that I can manage classes, mark attendance and update student information.</w:t>
+      </w:r>
+    </w:p>
+    <w:p>
+      <w:pPr>
+        <w:rPr>
+          <w:b/>
+          <w:bCs/>
+          <w:sz w:val="36"/>
+          <w:szCs w:val="36"/>
+        </w:rPr>
+      </w:pPr>
+      <w:r>
+        <w:rPr>
+          <w:b/>
+          <w:bCs/>
+          <w:sz w:val="36"/>
+          <w:szCs w:val="36"/>
+        </w:rPr>
+        <w:t>Test Scenario:</w:t>
+      </w:r>
+    </w:p>
+    <w:p>
+      <w:pPr>
+        <w:rPr>
+          <w:sz w:val="36"/>
+          <w:szCs w:val="36"/>
+        </w:rPr>
+      </w:pPr>
+      <w:r>
+        <w:rPr>
+          <w:sz w:val="36"/>
+          <w:szCs w:val="36"/>
+        </w:rPr>
+        <w:t>TS07: Verify that a teacher can successfully create an account with valid details.</w:t>
+      </w:r>
+    </w:p>
+    <w:p>
+      <w:pPr>
+        <w:rPr>
+          <w:sz w:val="36"/>
+          <w:szCs w:val="36"/>
+        </w:rPr>
+      </w:pPr>
+      <w:r>
+        <w:rPr>
+          <w:sz w:val="36"/>
+          <w:szCs w:val="36"/>
+        </w:rPr>
+        <w:t>TS08: Verify that the system rejects the registration when incorrect or incomplete details are entered.</w:t>
+      </w:r>
+    </w:p>
+    <w:p>
+      <w:pPr>
+        <w:rPr>
+          <w:sz w:val="36"/>
+          <w:szCs w:val="36"/>
+        </w:rPr>
+      </w:pPr>
+      <w:r>
+        <w:rPr>
+          <w:sz w:val="36"/>
+          <w:szCs w:val="36"/>
+        </w:rPr>
+        <w:t>TS09: Verify that the system displays an appropriate error message for invalid teacher registration.</w:t>
+      </w:r>
+    </w:p>
+    <w:p>
+      <w:pPr>
+        <w:rPr>
+          <w:sz w:val="36"/>
+          <w:szCs w:val="36"/>
+        </w:rPr>
+      </w:pPr>
+      <w:r>
+        <w:rPr>
+          <w:b/>
+          <w:bCs/>
+          <w:sz w:val="36"/>
+          <w:szCs w:val="36"/>
+        </w:rPr>
+        <w:t>Acceptance Criteria:</w:t>
+      </w:r>
+    </w:p>
+    <w:p>
+      <w:pPr>
+        <w:rPr>
+          <w:sz w:val="36"/>
+          <w:szCs w:val="36"/>
+        </w:rPr>
+      </w:pPr>
+      <w:r>
+        <w:rPr>
+          <w:sz w:val="36"/>
+          <w:szCs w:val="36"/>
+        </w:rPr>
+        <w:t>1.</w:t>
+      </w:r>
+    </w:p>
+    <w:p>
+      <w:pPr>
+        <w:rPr>
+          <w:sz w:val="36"/>
+          <w:szCs w:val="36"/>
+        </w:rPr>
+      </w:pPr>
+      <w:r>
+        <w:rPr>
+          <w:sz w:val="36"/>
+          <w:szCs w:val="36"/>
+        </w:rPr>
+        <w:t>GIVEN the teacher is on the registration page</w:t>
+      </w:r>
+    </w:p>
+    <w:p>
+      <w:pPr>
+        <w:rPr>
+          <w:sz w:val="36"/>
+          <w:szCs w:val="36"/>
+        </w:rPr>
+      </w:pPr>
+      <w:r>
+        <w:rPr>
+          <w:sz w:val="36"/>
+          <w:szCs w:val="36"/>
+        </w:rPr>
         <w:lastRenderedPageBreak/>
-        <w:t>As a teacher, I am able to register and create an account so that I can manage classes, mark attendance and update student information.</w:t>
-      </w:r>
-    </w:p>
-    <w:p>
-      <w:pPr>
-        <w:rPr>
-          <w:sz w:val="36"/>
-          <w:szCs w:val="36"/>
-        </w:rPr>
-      </w:pPr>
-      <w:r>
-        <w:rPr>
-          <w:b/>
-          <w:bCs/>
-          <w:sz w:val="36"/>
-          <w:szCs w:val="36"/>
-        </w:rPr>
+        <w:t>WHEN the teacher enters the required details and submits the form</w:t>
+      </w:r>
+    </w:p>
+    <w:p>
+      <w:pPr>
+        <w:rPr>
+          <w:sz w:val="36"/>
+          <w:szCs w:val="36"/>
+        </w:rPr>
+      </w:pPr>
+      <w:r>
+        <w:rPr>
+          <w:sz w:val="36"/>
+          <w:szCs w:val="36"/>
+        </w:rPr>
+        <w:t>THEN the system creates the teacher account</w:t>
+      </w:r>
+    </w:p>
+    <w:p>
+      <w:pPr>
+        <w:rPr>
+          <w:sz w:val="36"/>
+          <w:szCs w:val="36"/>
+        </w:rPr>
+      </w:pPr>
+      <w:r>
+        <w:rPr>
+          <w:sz w:val="36"/>
+          <w:szCs w:val="36"/>
+        </w:rPr>
+        <w:t>AND the teacher can login and access teacher functionalities.</w:t>
+      </w:r>
+    </w:p>
+    <w:p>
+      <w:pPr>
+        <w:rPr>
+          <w:sz w:val="36"/>
+          <w:szCs w:val="36"/>
+        </w:rPr>
+      </w:pPr>
+    </w:p>
+    <w:p>
+      <w:pPr>
+        <w:rPr>
+          <w:sz w:val="36"/>
+          <w:szCs w:val="36"/>
+        </w:rPr>
+      </w:pPr>
+      <w:r>
+        <w:rPr>
+          <w:sz w:val="36"/>
+          <w:szCs w:val="36"/>
+        </w:rPr>
+        <w:t>2.</w:t>
+      </w:r>
+    </w:p>
+    <w:p>
+      <w:pPr>
+        <w:rPr>
+          <w:sz w:val="36"/>
+          <w:szCs w:val="36"/>
+        </w:rPr>
+      </w:pPr>
+      <w:r>
+        <w:rPr>
+          <w:sz w:val="36"/>
+          <w:szCs w:val="36"/>
+        </w:rPr>
+        <w:t>GIVEN the teacher is on the registration page</w:t>
+      </w:r>
+    </w:p>
+    <w:p>
+      <w:pPr>
+        <w:rPr>
+          <w:sz w:val="36"/>
+          <w:szCs w:val="36"/>
+        </w:rPr>
+      </w:pPr>
+      <w:r>
+        <w:rPr>
+          <w:sz w:val="36"/>
+          <w:szCs w:val="36"/>
+        </w:rPr>
+        <w:t>WHEN the teacher enters incorrect or incomplete registration details</w:t>
+      </w:r>
+    </w:p>
+    <w:p>
+      <w:pPr>
+        <w:rPr>
+          <w:sz w:val="36"/>
+          <w:szCs w:val="36"/>
+        </w:rPr>
+      </w:pPr>
+      <w:r>
+        <w:rPr>
+          <w:sz w:val="36"/>
+          <w:szCs w:val="36"/>
+        </w:rPr>
+        <w:t>THEN the system should reject the registration request</w:t>
+      </w:r>
+    </w:p>
+    <w:p>
+      <w:pPr>
+        <w:rPr>
+          <w:sz w:val="36"/>
+          <w:szCs w:val="36"/>
+        </w:rPr>
+      </w:pPr>
+      <w:r>
+        <w:rPr>
+          <w:sz w:val="36"/>
+          <w:szCs w:val="36"/>
+        </w:rPr>
+        <w:t>AND the system should display an error message asking the teacher to enter valid details.</w:t>
+      </w:r>
+    </w:p>
+    <w:p>
+      <w:pPr>
+        <w:rPr>
+          <w:sz w:val="36"/>
+          <w:szCs w:val="36"/>
+        </w:rPr>
+      </w:pPr>
+    </w:p>
+    <w:p>
+      <w:pPr>
+        <w:rPr>
+          <w:b/>
+          <w:bCs/>
+          <w:sz w:val="36"/>
+          <w:szCs w:val="36"/>
+        </w:rPr>
+      </w:pPr>
+      <w:r>
+        <w:rPr>
+          <w:b/>
+          <w:bCs/>
+          <w:sz w:val="36"/>
+          <w:szCs w:val="36"/>
+        </w:rPr>
+        <w:t xml:space="preserve">User Story ID: </w:t>
+      </w:r>
+      <w:r>
+        <w:rPr>
+          <w:sz w:val="36"/>
+          <w:szCs w:val="36"/>
+        </w:rPr>
+        <w:t>SMS_U0</w:t>
+      </w:r>
+      <w:r>
+        <w:rPr>
+          <w:sz w:val="36"/>
+          <w:szCs w:val="36"/>
+        </w:rPr>
+        <w:t>4</w:t>
+      </w:r>
+    </w:p>
+    <w:p>
+      <w:pPr>
+        <w:rPr>
+          <w:sz w:val="36"/>
+          <w:szCs w:val="36"/>
+        </w:rPr>
+      </w:pPr>
+      <w:r>
+        <w:rPr>
+          <w:sz w:val="36"/>
+          <w:szCs w:val="36"/>
+        </w:rPr>
+        <w:t>As an administrator, I am able to receive a notification when a student, parent or teacher registers an account so that I can keep track of new user registrations in the system.</w:t>
+      </w:r>
+    </w:p>
+    <w:p>
+      <w:pPr>
+        <w:rPr>
+          <w:b/>
+          <w:bCs/>
+          <w:sz w:val="36"/>
+          <w:szCs w:val="36"/>
+        </w:rPr>
+      </w:pPr>
+      <w:r>
+        <w:rPr>
+          <w:b/>
+          <w:bCs/>
+          <w:sz w:val="36"/>
+          <w:szCs w:val="36"/>
+        </w:rPr>
+        <w:t>Test Scenario:</w:t>
+      </w:r>
+    </w:p>
+    <w:p>
+      <w:pPr>
+        <w:rPr>
+          <w:sz w:val="36"/>
+          <w:szCs w:val="36"/>
+        </w:rPr>
+      </w:pPr>
+      <w:r>
+        <w:rPr>
+          <w:b/>
+          <w:bCs/>
+          <w:sz w:val="36"/>
+          <w:szCs w:val="36"/>
+        </w:rPr>
+        <w:t>TS10:</w:t>
+      </w:r>
+      <w:r>
+        <w:rPr>
+          <w:sz w:val="36"/>
+          <w:szCs w:val="36"/>
+        </w:rPr>
+        <w:t xml:space="preserve"> Verify that the system sends a notification to the administrator when a new user registers successfully.</w:t>
+      </w:r>
+    </w:p>
+    <w:p>
+      <w:pPr>
+        <w:rPr>
+          <w:sz w:val="36"/>
+          <w:szCs w:val="36"/>
+        </w:rPr>
+      </w:pPr>
+      <w:r>
+        <w:rPr>
+          <w:b/>
+          <w:bCs/>
+          <w:sz w:val="36"/>
+          <w:szCs w:val="36"/>
+        </w:rPr>
+        <w:t>TS11:</w:t>
+      </w:r>
+      <w:r>
+        <w:rPr>
+          <w:sz w:val="36"/>
+          <w:szCs w:val="36"/>
+        </w:rPr>
+        <w:t xml:space="preserve"> Verify that the administrator can view the new registration notification in the system.</w:t>
+      </w:r>
+    </w:p>
+    <w:p>
+      <w:pPr>
+        <w:rPr>
+          <w:b/>
+          <w:bCs/>
+          <w:sz w:val="36"/>
+          <w:szCs w:val="36"/>
+        </w:rPr>
+      </w:pPr>
+    </w:p>
+    <w:p>
+      <w:pPr>
+        <w:rPr>
+          <w:b/>
+          <w:bCs/>
+          <w:sz w:val="36"/>
+          <w:szCs w:val="36"/>
+        </w:rPr>
+      </w:pPr>
+    </w:p>
+    <w:p>
+      <w:pPr>
+        <w:rPr>
+          <w:b/>
+          <w:bCs/>
+          <w:sz w:val="36"/>
+          <w:szCs w:val="36"/>
+        </w:rPr>
+      </w:pPr>
+      <w:r>
+        <w:rPr>
+          <w:b/>
+          <w:bCs/>
+          <w:sz w:val="36"/>
+          <w:szCs w:val="36"/>
+        </w:rPr>
+        <w:lastRenderedPageBreak/>
         <w:t>Acceptance Criteria:</w:t>
       </w:r>
     </w:p>
     <w:p>
       <w:pPr>
         <w:rPr>
-          <w:sz w:val="36"/>
-          <w:szCs w:val="36"/>
-        </w:rPr>
-      </w:pPr>
-      <w:r>
-        <w:rPr>
-          <w:sz w:val="36"/>
-          <w:szCs w:val="36"/>
-        </w:rPr>
-        <w:t>1.</w:t>
-      </w:r>
-    </w:p>
-    <w:p>
-      <w:pPr>
-        <w:rPr>
-          <w:sz w:val="36"/>
-          <w:szCs w:val="36"/>
-        </w:rPr>
-      </w:pPr>
-      <w:r>
-        <w:rPr>
-          <w:sz w:val="36"/>
-          <w:szCs w:val="36"/>
-        </w:rPr>
-        <w:t>GIVEN the teacher is on the registration page</w:t>
-      </w:r>
-    </w:p>
-    <w:p>
-      <w:pPr>
-        <w:rPr>
-          <w:sz w:val="36"/>
-          <w:szCs w:val="36"/>
-        </w:rPr>
-      </w:pPr>
-      <w:r>
-        <w:rPr>
-          <w:sz w:val="36"/>
-          <w:szCs w:val="36"/>
-        </w:rPr>
-        <w:t>WHEN the teacher enters the required details and submits the form</w:t>
-      </w:r>
-    </w:p>
-    <w:p>
-      <w:pPr>
-        <w:rPr>
-          <w:sz w:val="36"/>
-          <w:szCs w:val="36"/>
-        </w:rPr>
-      </w:pPr>
-      <w:r>
-        <w:rPr>
-          <w:sz w:val="36"/>
-          <w:szCs w:val="36"/>
-        </w:rPr>
-        <w:t>THEN the system creates the teacher account</w:t>
-      </w:r>
-    </w:p>
-    <w:p>
-      <w:pPr>
-        <w:rPr>
-          <w:sz w:val="36"/>
-          <w:szCs w:val="36"/>
-        </w:rPr>
-      </w:pPr>
-      <w:r>
-        <w:rPr>
-          <w:sz w:val="36"/>
-          <w:szCs w:val="36"/>
-        </w:rPr>
-        <w:t>AND the teacher can login and access teacher functionalities.</w:t>
-      </w:r>
-    </w:p>
-    <w:p>
-      <w:pPr>
-        <w:rPr>
-          <w:sz w:val="36"/>
-          <w:szCs w:val="36"/>
-        </w:rPr>
-      </w:pPr>
-    </w:p>
-    <w:p>
-      <w:pPr>
-        <w:rPr>
-          <w:sz w:val="36"/>
-          <w:szCs w:val="36"/>
-        </w:rPr>
-      </w:pPr>
-      <w:r>
-        <w:rPr>
-          <w:sz w:val="36"/>
-          <w:szCs w:val="36"/>
-        </w:rPr>
-        <w:t>2.</w:t>
-      </w:r>
-    </w:p>
-    <w:p>
-      <w:pPr>
-        <w:rPr>
-          <w:sz w:val="36"/>
-          <w:szCs w:val="36"/>
-        </w:rPr>
-      </w:pPr>
-      <w:r>
-        <w:rPr>
-          <w:sz w:val="36"/>
-          <w:szCs w:val="36"/>
-        </w:rPr>
-        <w:t>GIVEN the teacher is on the registration page</w:t>
-      </w:r>
-    </w:p>
-    <w:p>
-      <w:pPr>
-        <w:rPr>
-          <w:sz w:val="36"/>
-          <w:szCs w:val="36"/>
-        </w:rPr>
-      </w:pPr>
-      <w:r>
-        <w:rPr>
-          <w:sz w:val="36"/>
-          <w:szCs w:val="36"/>
-        </w:rPr>
-        <w:t>WHEN the teacher enters incorrect or incomplete registration details</w:t>
-      </w:r>
-    </w:p>
-    <w:p>
-      <w:pPr>
-        <w:rPr>
-          <w:sz w:val="36"/>
-          <w:szCs w:val="36"/>
-        </w:rPr>
-      </w:pPr>
-      <w:r>
-        <w:rPr>
-          <w:sz w:val="36"/>
-          <w:szCs w:val="36"/>
-        </w:rPr>
-        <w:t>THEN the system should reject the registration request</w:t>
-      </w:r>
-    </w:p>
-    <w:p>
-      <w:pPr>
-        <w:rPr>
-          <w:sz w:val="36"/>
-          <w:szCs w:val="36"/>
-        </w:rPr>
-      </w:pPr>
-      <w:r>
-        <w:rPr>
-          <w:sz w:val="36"/>
-          <w:szCs w:val="36"/>
-        </w:rPr>
-        <w:t>AND the system should display an error message asking the teacher to enter valid details.</w:t>
-      </w:r>
-    </w:p>
-    <w:p>
-      <w:pPr>
-        <w:rPr>
-          <w:sz w:val="36"/>
-          <w:szCs w:val="36"/>
-        </w:rPr>
-      </w:pPr>
-    </w:p>
-    <w:p>
-      <w:pPr>
-        <w:rPr>
-          <w:b/>
-          <w:bCs/>
+          <w:b/>
+          <w:bCs/>
+          <w:sz w:val="36"/>
+          <w:szCs w:val="36"/>
+        </w:rPr>
+      </w:pPr>
+      <w:r>
+        <w:rPr>
+          <w:sz w:val="36"/>
+          <w:szCs w:val="36"/>
+        </w:rPr>
+        <w:t>GIVEN a student, parent or teacher completes the registration process</w:t>
+      </w:r>
+    </w:p>
+    <w:p>
+      <w:pPr>
+        <w:rPr>
+          <w:sz w:val="36"/>
+          <w:szCs w:val="36"/>
+        </w:rPr>
+      </w:pPr>
+      <w:r>
+        <w:rPr>
+          <w:sz w:val="36"/>
+          <w:szCs w:val="36"/>
+        </w:rPr>
+        <w:t>WHEN the registration is successfully submitted</w:t>
+      </w:r>
+    </w:p>
+    <w:p>
+      <w:pPr>
+        <w:rPr>
+          <w:sz w:val="36"/>
+          <w:szCs w:val="36"/>
+        </w:rPr>
+      </w:pPr>
+      <w:r>
+        <w:rPr>
+          <w:sz w:val="36"/>
+          <w:szCs w:val="36"/>
+        </w:rPr>
+        <w:t>THEN the system sends a notification about the new user registration</w:t>
+      </w:r>
+    </w:p>
+    <w:p>
+      <w:pPr>
+        <w:rPr>
+          <w:sz w:val="36"/>
+          <w:szCs w:val="36"/>
+        </w:rPr>
+      </w:pPr>
+      <w:r>
+        <w:rPr>
+          <w:sz w:val="36"/>
+          <w:szCs w:val="36"/>
+        </w:rPr>
+        <w:t>AND the administrator can view the notification in the system.</w:t>
+      </w:r>
+    </w:p>
+    <w:p>
+      <w:pPr>
+        <w:rPr>
+          <w:sz w:val="36"/>
+          <w:szCs w:val="36"/>
+        </w:rPr>
+      </w:pPr>
+    </w:p>
+    <w:p>
+      <w:pPr>
+        <w:rPr>
+          <w:sz w:val="36"/>
+          <w:szCs w:val="36"/>
+        </w:rPr>
+      </w:pPr>
+      <w:r>
+        <w:rPr>
+          <w:b/>
+          <w:bCs/>
+          <w:sz w:val="36"/>
+          <w:szCs w:val="36"/>
+        </w:rPr>
+        <w:t xml:space="preserve">EPIC ID: </w:t>
+      </w:r>
+      <w:r>
+        <w:rPr>
+          <w:sz w:val="36"/>
+          <w:szCs w:val="36"/>
+        </w:rPr>
+        <w:t>SMS02</w:t>
+      </w:r>
+    </w:p>
+    <w:p>
+      <w:pPr>
+        <w:rPr>
+          <w:b/>
+          <w:bCs/>
+          <w:sz w:val="36"/>
+          <w:szCs w:val="36"/>
+        </w:rPr>
+      </w:pPr>
+      <w:r>
+        <w:rPr>
+          <w:b/>
+          <w:bCs/>
+          <w:sz w:val="36"/>
+          <w:szCs w:val="36"/>
+        </w:rPr>
+        <w:t xml:space="preserve">Epic Name: </w:t>
+      </w:r>
+      <w:r>
+        <w:rPr>
+          <w:sz w:val="36"/>
+          <w:szCs w:val="36"/>
+        </w:rPr>
+        <w:t>Class and Schedule Management</w:t>
+      </w:r>
+    </w:p>
+    <w:p>
+      <w:pPr>
+        <w:rPr>
           <w:sz w:val="36"/>
           <w:szCs w:val="36"/>
         </w:rPr>
@@ -830,29 +1328,118 @@
           <w:sz w:val="36"/>
           <w:szCs w:val="36"/>
         </w:rPr>
-        <w:t>SMS_U09</w:t>
-      </w:r>
-    </w:p>
-    <w:p>
-      <w:pPr>
-        <w:rPr>
-          <w:sz w:val="36"/>
-          <w:szCs w:val="36"/>
-        </w:rPr>
-      </w:pPr>
-      <w:r>
-        <w:rPr>
-          <w:sz w:val="36"/>
-          <w:szCs w:val="36"/>
-        </w:rPr>
-        <w:t>As an administrator, I am able to receive a notification when a student, parent or teacher registers an account so that I can keep track of new user registrations in the system.</w:t>
-      </w:r>
-    </w:p>
-    <w:p>
-      <w:pPr>
-        <w:rPr>
-          <w:b/>
-          <w:bCs/>
+        <w:t>SMS_U05</w:t>
+      </w:r>
+    </w:p>
+    <w:p>
+      <w:pPr>
+        <w:rPr>
+          <w:sz w:val="36"/>
+          <w:szCs w:val="36"/>
+        </w:rPr>
+      </w:pPr>
+      <w:r>
+        <w:rPr>
+          <w:sz w:val="36"/>
+          <w:szCs w:val="36"/>
+        </w:rPr>
+        <w:t>As an administrator, I am able to create and manage class schedules and timetables so that classes can be conducted in an organized manner.</w:t>
+      </w:r>
+    </w:p>
+    <w:p>
+      <w:pPr>
+        <w:rPr>
+          <w:b/>
+          <w:bCs/>
+          <w:sz w:val="36"/>
+          <w:szCs w:val="36"/>
+        </w:rPr>
+      </w:pPr>
+      <w:r>
+        <w:rPr>
+          <w:b/>
+          <w:bCs/>
+          <w:sz w:val="36"/>
+          <w:szCs w:val="36"/>
+        </w:rPr>
+        <w:t>Test Scenario:</w:t>
+      </w:r>
+    </w:p>
+    <w:p>
+      <w:pPr>
+        <w:rPr>
+          <w:sz w:val="36"/>
+          <w:szCs w:val="36"/>
+        </w:rPr>
+      </w:pPr>
+      <w:r>
+        <w:rPr>
+          <w:b/>
+          <w:bCs/>
+          <w:sz w:val="36"/>
+          <w:szCs w:val="36"/>
+        </w:rPr>
+        <w:t>TS12:</w:t>
+      </w:r>
+      <w:r>
+        <w:rPr>
+          <w:sz w:val="36"/>
+          <w:szCs w:val="36"/>
+        </w:rPr>
+        <w:t xml:space="preserve"> Verify that the administrator can create a new class timetable.</w:t>
+      </w:r>
+    </w:p>
+    <w:p>
+      <w:pPr>
+        <w:rPr>
+          <w:sz w:val="36"/>
+          <w:szCs w:val="36"/>
+        </w:rPr>
+      </w:pPr>
+      <w:r>
+        <w:rPr>
+          <w:b/>
+          <w:bCs/>
+          <w:sz w:val="36"/>
+          <w:szCs w:val="36"/>
+        </w:rPr>
+        <w:t>TS13:</w:t>
+      </w:r>
+      <w:r>
+        <w:rPr>
+          <w:sz w:val="36"/>
+          <w:szCs w:val="36"/>
+        </w:rPr>
+        <w:t xml:space="preserve"> Verify that the administrator can update an existing timetable.</w:t>
+      </w:r>
+    </w:p>
+    <w:p>
+      <w:pPr>
+        <w:rPr>
+          <w:sz w:val="36"/>
+          <w:szCs w:val="36"/>
+        </w:rPr>
+      </w:pPr>
+      <w:r>
+        <w:rPr>
+          <w:b/>
+          <w:bCs/>
+          <w:sz w:val="36"/>
+          <w:szCs w:val="36"/>
+        </w:rPr>
+        <w:t>TS14:</w:t>
+      </w:r>
+      <w:r>
+        <w:rPr>
+          <w:sz w:val="36"/>
+          <w:szCs w:val="36"/>
+        </w:rPr>
+        <w:t xml:space="preserve"> Verify that the timetable is saved successfully after adding class details.</w:t>
+      </w:r>
+    </w:p>
+    <w:p>
+      <w:pPr>
+        <w:rPr>
           <w:sz w:val="36"/>
           <w:szCs w:val="36"/>
         </w:rPr>
@@ -879,112 +1466,62 @@
           <w:sz w:val="36"/>
           <w:szCs w:val="36"/>
         </w:rPr>
+        <w:t>GIVEN the administrator is logged in</w:t>
+      </w:r>
+    </w:p>
+    <w:p>
+      <w:pPr>
+        <w:rPr>
+          <w:sz w:val="36"/>
+          <w:szCs w:val="36"/>
+        </w:rPr>
+      </w:pPr>
+      <w:r>
+        <w:rPr>
+          <w:sz w:val="36"/>
+          <w:szCs w:val="36"/>
+        </w:rPr>
         <w:lastRenderedPageBreak/>
-        <w:t>GIVEN a student, parent or teacher completes the registration process</w:t>
-      </w:r>
-    </w:p>
-    <w:p>
-      <w:pPr>
-        <w:rPr>
-          <w:sz w:val="36"/>
-          <w:szCs w:val="36"/>
-        </w:rPr>
-      </w:pPr>
-      <w:r>
-        <w:rPr>
-          <w:sz w:val="36"/>
-          <w:szCs w:val="36"/>
-        </w:rPr>
-        <w:t>WHEN the registration is successfully submitted</w:t>
-      </w:r>
-    </w:p>
-    <w:p>
-      <w:pPr>
-        <w:rPr>
-          <w:sz w:val="36"/>
-          <w:szCs w:val="36"/>
-        </w:rPr>
-      </w:pPr>
-      <w:r>
-        <w:rPr>
-          <w:sz w:val="36"/>
-          <w:szCs w:val="36"/>
-        </w:rPr>
-        <w:t>THEN the system sends a notification about the new user registration</w:t>
-      </w:r>
-    </w:p>
-    <w:p>
-      <w:pPr>
-        <w:rPr>
-          <w:sz w:val="36"/>
-          <w:szCs w:val="36"/>
-        </w:rPr>
-      </w:pPr>
-      <w:r>
-        <w:rPr>
-          <w:sz w:val="36"/>
-          <w:szCs w:val="36"/>
-        </w:rPr>
-        <w:t>AND the administrator can view the notification in the system.</w:t>
-      </w:r>
-    </w:p>
-    <w:p>
-      <w:pPr>
-        <w:rPr>
-          <w:sz w:val="36"/>
-          <w:szCs w:val="36"/>
-        </w:rPr>
-      </w:pPr>
-    </w:p>
-    <w:p>
-      <w:pPr>
-        <w:rPr>
-          <w:sz w:val="36"/>
-          <w:szCs w:val="36"/>
-        </w:rPr>
-      </w:pPr>
-      <w:r>
-        <w:rPr>
-          <w:b/>
-          <w:bCs/>
-          <w:sz w:val="36"/>
-          <w:szCs w:val="36"/>
-        </w:rPr>
-        <w:t xml:space="preserve">EPIC ID: </w:t>
-      </w:r>
-      <w:r>
-        <w:rPr>
-          <w:sz w:val="36"/>
-          <w:szCs w:val="36"/>
-        </w:rPr>
-        <w:t>SMS02</w:t>
-      </w:r>
-    </w:p>
-    <w:p>
-      <w:pPr>
-        <w:rPr>
-          <w:b/>
-          <w:bCs/>
-          <w:sz w:val="36"/>
-          <w:szCs w:val="36"/>
-        </w:rPr>
-      </w:pPr>
-      <w:r>
-        <w:rPr>
-          <w:b/>
-          <w:bCs/>
-          <w:sz w:val="36"/>
-          <w:szCs w:val="36"/>
-        </w:rPr>
-        <w:t xml:space="preserve">Epic Name: </w:t>
-      </w:r>
-      <w:r>
-        <w:rPr>
-          <w:sz w:val="36"/>
-          <w:szCs w:val="36"/>
-        </w:rPr>
-        <w:t>Class and Schedule Management</w:t>
-      </w:r>
+        <w:t>WHEN the administrator clicks on class schedule management</w:t>
+      </w:r>
+    </w:p>
+    <w:p>
+      <w:pPr>
+        <w:rPr>
+          <w:sz w:val="36"/>
+          <w:szCs w:val="36"/>
+        </w:rPr>
+      </w:pPr>
+      <w:r>
+        <w:rPr>
+          <w:sz w:val="36"/>
+          <w:szCs w:val="36"/>
+        </w:rPr>
+        <w:t>THEN the system displays the option to create or update the timetable</w:t>
+      </w:r>
+    </w:p>
+    <w:p>
+      <w:pPr>
+        <w:rPr>
+          <w:sz w:val="36"/>
+          <w:szCs w:val="36"/>
+        </w:rPr>
+      </w:pPr>
+      <w:r>
+        <w:rPr>
+          <w:sz w:val="36"/>
+          <w:szCs w:val="36"/>
+        </w:rPr>
+        <w:t>AND the administrator can add class details and save the timetable.</w:t>
+      </w:r>
+    </w:p>
+    <w:p>
+      <w:pPr>
+        <w:rPr>
+          <w:sz w:val="36"/>
+          <w:szCs w:val="36"/>
+        </w:rPr>
+      </w:pPr>
     </w:p>
     <w:p>
       <w:pPr>
@@ -1007,22 +1544,113 @@
           <w:sz w:val="36"/>
           <w:szCs w:val="36"/>
         </w:rPr>
-        <w:t>SMS_U05</w:t>
-      </w:r>
-    </w:p>
-    <w:p>
-      <w:pPr>
-        <w:rPr>
-          <w:sz w:val="36"/>
-          <w:szCs w:val="36"/>
-        </w:rPr>
-      </w:pPr>
-      <w:r>
-        <w:rPr>
-          <w:sz w:val="36"/>
-          <w:szCs w:val="36"/>
-        </w:rPr>
-        <w:t>As an administrator, I am able to create and manage class schedules and timetables so that classes can be conducted in an organized manner.</w:t>
+        <w:t>SMS_U06</w:t>
+      </w:r>
+    </w:p>
+    <w:p>
+      <w:pPr>
+        <w:rPr>
+          <w:sz w:val="36"/>
+          <w:szCs w:val="36"/>
+        </w:rPr>
+      </w:pPr>
+      <w:r>
+        <w:rPr>
+          <w:sz w:val="36"/>
+          <w:szCs w:val="36"/>
+        </w:rPr>
+        <w:t>As an administrator, I am able to assign teachers to different classes so that each class has a responsible teacher.</w:t>
+      </w:r>
+    </w:p>
+    <w:p>
+      <w:pPr>
+        <w:rPr>
+          <w:b/>
+          <w:bCs/>
+          <w:sz w:val="36"/>
+          <w:szCs w:val="36"/>
+        </w:rPr>
+      </w:pPr>
+      <w:r>
+        <w:rPr>
+          <w:b/>
+          <w:bCs/>
+          <w:sz w:val="36"/>
+          <w:szCs w:val="36"/>
+        </w:rPr>
+        <w:t>Test Scenario:</w:t>
+      </w:r>
+    </w:p>
+    <w:p>
+      <w:pPr>
+        <w:rPr>
+          <w:sz w:val="36"/>
+          <w:szCs w:val="36"/>
+        </w:rPr>
+      </w:pPr>
+      <w:r>
+        <w:rPr>
+          <w:b/>
+          <w:bCs/>
+          <w:sz w:val="36"/>
+          <w:szCs w:val="36"/>
+        </w:rPr>
+        <w:t>TS15:</w:t>
+      </w:r>
+      <w:r>
+        <w:rPr>
+          <w:sz w:val="36"/>
+          <w:szCs w:val="36"/>
+        </w:rPr>
+        <w:t xml:space="preserve"> Verify that the administrator can assign a teacher to a class.</w:t>
+      </w:r>
+    </w:p>
+    <w:p>
+      <w:pPr>
+        <w:rPr>
+          <w:sz w:val="36"/>
+          <w:szCs w:val="36"/>
+        </w:rPr>
+      </w:pPr>
+      <w:r>
+        <w:rPr>
+          <w:b/>
+          <w:bCs/>
+          <w:sz w:val="36"/>
+          <w:szCs w:val="36"/>
+        </w:rPr>
+        <w:t>TS16:</w:t>
+      </w:r>
+      <w:r>
+        <w:rPr>
+          <w:sz w:val="36"/>
+          <w:szCs w:val="36"/>
+        </w:rPr>
+        <w:t xml:space="preserve"> Verify that the system saves the teacher assignment successfully.</w:t>
+      </w:r>
+    </w:p>
+    <w:p>
+      <w:pPr>
+        <w:rPr>
+          <w:sz w:val="36"/>
+          <w:szCs w:val="36"/>
+        </w:rPr>
+      </w:pPr>
+      <w:r>
+        <w:rPr>
+          <w:b/>
+          <w:bCs/>
+          <w:sz w:val="36"/>
+          <w:szCs w:val="36"/>
+        </w:rPr>
+        <w:t>TS17:</w:t>
+      </w:r>
+      <w:r>
+        <w:rPr>
+          <w:sz w:val="36"/>
+          <w:szCs w:val="36"/>
+        </w:rPr>
+        <w:t xml:space="preserve"> Verify that the assigned teacher can view the class in their schedule.</w:t>
       </w:r>
     </w:p>
     <w:p>
@@ -1069,61 +1697,62 @@
           <w:sz w:val="36"/>
           <w:szCs w:val="36"/>
         </w:rPr>
-        <w:t>WHEN the administrator clicks on class schedule management</w:t>
-      </w:r>
-    </w:p>
-    <w:p>
-      <w:pPr>
-        <w:rPr>
-          <w:sz w:val="36"/>
-          <w:szCs w:val="36"/>
-        </w:rPr>
-      </w:pPr>
-      <w:r>
-        <w:rPr>
-          <w:sz w:val="36"/>
-          <w:szCs w:val="36"/>
-        </w:rPr>
-        <w:t>THEN the system displays the option to create or update the timetable</w:t>
-      </w:r>
-    </w:p>
-    <w:p>
-      <w:pPr>
-        <w:rPr>
-          <w:sz w:val="36"/>
-          <w:szCs w:val="36"/>
-        </w:rPr>
-      </w:pPr>
-      <w:r>
-        <w:rPr>
-          <w:sz w:val="36"/>
-          <w:szCs w:val="36"/>
-        </w:rPr>
-        <w:t>AND the administrator can add class details and save the timetable.</w:t>
-      </w:r>
-    </w:p>
-    <w:p>
-      <w:pPr>
-        <w:rPr>
-          <w:sz w:val="36"/>
-          <w:szCs w:val="36"/>
-        </w:rPr>
-      </w:pPr>
-    </w:p>
-    <w:p>
-      <w:pPr>
-        <w:rPr>
-          <w:sz w:val="36"/>
-          <w:szCs w:val="36"/>
-        </w:rPr>
-      </w:pPr>
-      <w:r>
-        <w:rPr>
-          <w:b/>
-          <w:bCs/>
-          <w:sz w:val="36"/>
-          <w:szCs w:val="36"/>
-        </w:rPr>
+        <w:t>WHEN the administrator selects a class and assigns a teacher</w:t>
+      </w:r>
+    </w:p>
+    <w:p>
+      <w:pPr>
+        <w:rPr>
+          <w:sz w:val="36"/>
+          <w:szCs w:val="36"/>
+        </w:rPr>
+      </w:pPr>
+      <w:r>
+        <w:rPr>
+          <w:sz w:val="36"/>
+          <w:szCs w:val="36"/>
+        </w:rPr>
+        <w:t>THEN the system saves the teacher assignment</w:t>
+      </w:r>
+    </w:p>
+    <w:p>
+      <w:pPr>
+        <w:rPr>
+          <w:sz w:val="36"/>
+          <w:szCs w:val="36"/>
+        </w:rPr>
+      </w:pPr>
+      <w:r>
+        <w:rPr>
+          <w:sz w:val="36"/>
+          <w:szCs w:val="36"/>
+        </w:rPr>
+        <w:t>AND the assigned teacher can view the class in their schedule.</w:t>
+      </w:r>
+    </w:p>
+    <w:p>
+      <w:pPr>
+        <w:rPr>
+          <w:sz w:val="36"/>
+          <w:szCs w:val="36"/>
+        </w:rPr>
+      </w:pPr>
+    </w:p>
+    <w:p>
+      <w:pPr>
+        <w:rPr>
+          <w:sz w:val="36"/>
+          <w:szCs w:val="36"/>
+        </w:rPr>
+      </w:pPr>
+      <w:r>
+        <w:rPr>
+          <w:b/>
+          <w:bCs/>
+          <w:sz w:val="36"/>
+          <w:szCs w:val="36"/>
+        </w:rPr>
+        <w:lastRenderedPageBreak/>
         <w:t xml:space="preserve">User Story ID: </w:t>
       </w:r>
       <w:r>
@@ -1131,39 +1760,307 @@
           <w:sz w:val="36"/>
           <w:szCs w:val="36"/>
         </w:rPr>
-        <w:t>SMS_U06</w:t>
-      </w:r>
-    </w:p>
-    <w:p>
-      <w:pPr>
-        <w:rPr>
-          <w:sz w:val="36"/>
-          <w:szCs w:val="36"/>
-        </w:rPr>
-      </w:pPr>
-      <w:r>
-        <w:rPr>
+        <w:t>SMS_U07</w:t>
+      </w:r>
+    </w:p>
+    <w:p>
+      <w:pPr>
+        <w:rPr>
+          <w:sz w:val="36"/>
+          <w:szCs w:val="36"/>
+        </w:rPr>
+      </w:pPr>
+      <w:r>
+        <w:rPr>
+          <w:sz w:val="36"/>
+          <w:szCs w:val="36"/>
+        </w:rPr>
+        <w:t>As a teacher, I am able to view my class schedule so that I know the subjects and timings of my classes.</w:t>
+      </w:r>
+    </w:p>
+    <w:p>
+      <w:pPr>
+        <w:rPr>
+          <w:b/>
+          <w:bCs/>
+          <w:sz w:val="36"/>
+          <w:szCs w:val="36"/>
+        </w:rPr>
+      </w:pPr>
+      <w:r>
+        <w:rPr>
+          <w:b/>
+          <w:bCs/>
+          <w:sz w:val="36"/>
+          <w:szCs w:val="36"/>
+        </w:rPr>
+        <w:t>Test Scenario:</w:t>
+      </w:r>
+    </w:p>
+    <w:p>
+      <w:pPr>
+        <w:rPr>
+          <w:sz w:val="36"/>
+          <w:szCs w:val="36"/>
+        </w:rPr>
+      </w:pPr>
+      <w:r>
+        <w:rPr>
+          <w:b/>
+          <w:bCs/>
+          <w:sz w:val="36"/>
+          <w:szCs w:val="36"/>
+        </w:rPr>
+        <w:t>TS18:</w:t>
+      </w:r>
+      <w:r>
+        <w:rPr>
+          <w:sz w:val="36"/>
+          <w:szCs w:val="36"/>
+        </w:rPr>
+        <w:t xml:space="preserve"> Verify that the teacher can view their class timetable after logging in.</w:t>
+      </w:r>
+    </w:p>
+    <w:p>
+      <w:pPr>
+        <w:rPr>
+          <w:sz w:val="36"/>
+          <w:szCs w:val="36"/>
+        </w:rPr>
+      </w:pPr>
+      <w:r>
+        <w:rPr>
+          <w:b/>
+          <w:bCs/>
+          <w:sz w:val="36"/>
+          <w:szCs w:val="36"/>
+        </w:rPr>
+        <w:t>TS19:</w:t>
+      </w:r>
+      <w:r>
+        <w:rPr>
+          <w:sz w:val="36"/>
+          <w:szCs w:val="36"/>
+        </w:rPr>
+        <w:t xml:space="preserve"> Verify that the timetable displays correct subject, class and timing details.</w:t>
+      </w:r>
+    </w:p>
+    <w:p>
+      <w:pPr>
+        <w:rPr>
+          <w:sz w:val="36"/>
+          <w:szCs w:val="36"/>
+        </w:rPr>
+      </w:pPr>
+      <w:r>
+        <w:rPr>
+          <w:b/>
+          <w:bCs/>
+          <w:sz w:val="36"/>
+          <w:szCs w:val="36"/>
+        </w:rPr>
+        <w:t>Acceptance Criteria:</w:t>
+      </w:r>
+    </w:p>
+    <w:p>
+      <w:pPr>
+        <w:rPr>
+          <w:sz w:val="36"/>
+          <w:szCs w:val="36"/>
+        </w:rPr>
+      </w:pPr>
+      <w:r>
+        <w:rPr>
+          <w:sz w:val="36"/>
+          <w:szCs w:val="36"/>
+        </w:rPr>
+        <w:t>GIVEN the teacher is logged in</w:t>
+      </w:r>
+    </w:p>
+    <w:p>
+      <w:pPr>
+        <w:rPr>
+          <w:sz w:val="36"/>
+          <w:szCs w:val="36"/>
+        </w:rPr>
+      </w:pPr>
+      <w:r>
+        <w:rPr>
+          <w:sz w:val="36"/>
+          <w:szCs w:val="36"/>
+        </w:rPr>
+        <w:t>WHEN the teacher clicks on class schedule</w:t>
+      </w:r>
+    </w:p>
+    <w:p>
+      <w:pPr>
+        <w:rPr>
+          <w:sz w:val="36"/>
+          <w:szCs w:val="36"/>
+        </w:rPr>
+      </w:pPr>
+      <w:r>
+        <w:rPr>
+          <w:sz w:val="36"/>
+          <w:szCs w:val="36"/>
+        </w:rPr>
+        <w:t>THEN the system displays the teacher’s timetable</w:t>
+      </w:r>
+    </w:p>
+    <w:p>
+      <w:pPr>
+        <w:rPr>
+          <w:sz w:val="36"/>
+          <w:szCs w:val="36"/>
+        </w:rPr>
+      </w:pPr>
+      <w:r>
+        <w:rPr>
+          <w:sz w:val="36"/>
+          <w:szCs w:val="36"/>
+        </w:rPr>
+        <w:t>AND the teacher can view the class, subject and time details.</w:t>
+      </w:r>
+    </w:p>
+    <w:p>
+      <w:pPr>
+        <w:rPr>
+          <w:sz w:val="36"/>
+          <w:szCs w:val="36"/>
+        </w:rPr>
+      </w:pPr>
+    </w:p>
+    <w:p>
+      <w:pPr>
+        <w:rPr>
+          <w:b/>
+          <w:bCs/>
+          <w:sz w:val="36"/>
+          <w:szCs w:val="36"/>
+        </w:rPr>
+      </w:pPr>
+      <w:r>
+        <w:rPr>
+          <w:b/>
+          <w:bCs/>
+          <w:sz w:val="36"/>
+          <w:szCs w:val="36"/>
+        </w:rPr>
+        <w:t xml:space="preserve">User Story ID: </w:t>
+      </w:r>
+      <w:r>
+        <w:rPr>
+          <w:sz w:val="36"/>
+          <w:szCs w:val="36"/>
+        </w:rPr>
+        <w:t>SMS_U08</w:t>
+      </w:r>
+    </w:p>
+    <w:p>
+      <w:pPr>
+        <w:rPr>
+          <w:sz w:val="36"/>
+          <w:szCs w:val="36"/>
+        </w:rPr>
+      </w:pPr>
+      <w:r>
+        <w:rPr>
+          <w:sz w:val="36"/>
+          <w:szCs w:val="36"/>
+        </w:rPr>
+        <w:t>As a student, I am able to view the class timetable so that I know the schedule of my classes.</w:t>
+      </w:r>
+    </w:p>
+    <w:p>
+      <w:pPr>
+        <w:rPr>
+          <w:b/>
+          <w:bCs/>
+          <w:sz w:val="36"/>
+          <w:szCs w:val="36"/>
+        </w:rPr>
+      </w:pPr>
+      <w:r>
+        <w:rPr>
+          <w:b/>
+          <w:bCs/>
+          <w:sz w:val="36"/>
+          <w:szCs w:val="36"/>
+        </w:rPr>
+        <w:t>Test Scenario:</w:t>
+      </w:r>
+    </w:p>
+    <w:p>
+      <w:pPr>
+        <w:rPr>
+          <w:sz w:val="36"/>
+          <w:szCs w:val="36"/>
+        </w:rPr>
+      </w:pPr>
+      <w:r>
+        <w:rPr>
+          <w:b/>
+          <w:bCs/>
+          <w:sz w:val="36"/>
+          <w:szCs w:val="36"/>
+        </w:rPr>
+        <w:t>TS20:</w:t>
+      </w:r>
+      <w:r>
+        <w:rPr>
+          <w:sz w:val="36"/>
+          <w:szCs w:val="36"/>
+        </w:rPr>
+        <w:t xml:space="preserve"> Verify that the student can view the class timetable after logging in.</w:t>
+      </w:r>
+    </w:p>
+    <w:p>
+      <w:pPr>
+        <w:rPr>
+          <w:sz w:val="36"/>
+          <w:szCs w:val="36"/>
+        </w:rPr>
+      </w:pPr>
+      <w:r>
+        <w:rPr>
+          <w:b/>
+          <w:bCs/>
+          <w:sz w:val="36"/>
+          <w:szCs w:val="36"/>
+        </w:rPr>
+        <w:t>TS21:</w:t>
+      </w:r>
+      <w:r>
+        <w:rPr>
+          <w:sz w:val="36"/>
+          <w:szCs w:val="36"/>
+        </w:rPr>
+        <w:t xml:space="preserve"> Verify that the timetable shows subject, teacher name and class timing correctly.</w:t>
+      </w:r>
+    </w:p>
+    <w:p>
+      <w:pPr>
+        <w:rPr>
+          <w:sz w:val="36"/>
+          <w:szCs w:val="36"/>
+        </w:rPr>
+      </w:pPr>
+    </w:p>
+    <w:p>
+      <w:pPr>
+        <w:rPr>
+          <w:sz w:val="36"/>
+          <w:szCs w:val="36"/>
+        </w:rPr>
+      </w:pPr>
+      <w:r>
+        <w:rPr>
+          <w:b/>
+          <w:bCs/>
           <w:sz w:val="36"/>
           <w:szCs w:val="36"/>
         </w:rPr>
         <w:lastRenderedPageBreak/>
-        <w:t>As an administrator, I am able to assign teachers to different classes so that each class has a responsible teacher.</w:t>
-      </w:r>
-    </w:p>
-    <w:p>
-      <w:pPr>
-        <w:rPr>
-          <w:sz w:val="36"/>
-          <w:szCs w:val="36"/>
-        </w:rPr>
-      </w:pPr>
-      <w:r>
-        <w:rPr>
-          <w:b/>
-          <w:bCs/>
-          <w:sz w:val="36"/>
-          <w:szCs w:val="36"/>
-        </w:rPr>
         <w:t>Acceptance Criteria:</w:t>
       </w:r>
     </w:p>
@@ -1179,248 +2076,6 @@
           <w:sz w:val="36"/>
           <w:szCs w:val="36"/>
         </w:rPr>
-        <w:t>GIVEN the administrator is logged in</w:t>
-      </w:r>
-    </w:p>
-    <w:p>
-      <w:pPr>
-        <w:rPr>
-          <w:sz w:val="36"/>
-          <w:szCs w:val="36"/>
-        </w:rPr>
-      </w:pPr>
-      <w:r>
-        <w:rPr>
-          <w:sz w:val="36"/>
-          <w:szCs w:val="36"/>
-        </w:rPr>
-        <w:t>WHEN the administrator selects a class and assigns a teacher</w:t>
-      </w:r>
-    </w:p>
-    <w:p>
-      <w:pPr>
-        <w:rPr>
-          <w:sz w:val="36"/>
-          <w:szCs w:val="36"/>
-        </w:rPr>
-      </w:pPr>
-      <w:r>
-        <w:rPr>
-          <w:sz w:val="36"/>
-          <w:szCs w:val="36"/>
-        </w:rPr>
-        <w:t>THEN the system saves the teacher assignment</w:t>
-      </w:r>
-    </w:p>
-    <w:p>
-      <w:pPr>
-        <w:rPr>
-          <w:sz w:val="36"/>
-          <w:szCs w:val="36"/>
-        </w:rPr>
-      </w:pPr>
-      <w:r>
-        <w:rPr>
-          <w:sz w:val="36"/>
-          <w:szCs w:val="36"/>
-        </w:rPr>
-        <w:t>AND the assigned teacher can view the class in their schedule.</w:t>
-      </w:r>
-    </w:p>
-    <w:p>
-      <w:pPr>
-        <w:rPr>
-          <w:sz w:val="36"/>
-          <w:szCs w:val="36"/>
-        </w:rPr>
-      </w:pPr>
-      <w:r>
-        <w:rPr>
-          <w:b/>
-          <w:bCs/>
-          <w:sz w:val="36"/>
-          <w:szCs w:val="36"/>
-        </w:rPr>
-        <w:t xml:space="preserve">User Story ID: </w:t>
-      </w:r>
-      <w:r>
-        <w:rPr>
-          <w:sz w:val="36"/>
-          <w:szCs w:val="36"/>
-        </w:rPr>
-        <w:t>SMS_U07</w:t>
-      </w:r>
-    </w:p>
-    <w:p>
-      <w:pPr>
-        <w:rPr>
-          <w:sz w:val="36"/>
-          <w:szCs w:val="36"/>
-        </w:rPr>
-      </w:pPr>
-      <w:r>
-        <w:rPr>
-          <w:sz w:val="36"/>
-          <w:szCs w:val="36"/>
-        </w:rPr>
-        <w:t>As a teacher, I am able to view my class schedule so that I know the subjects and timings of my classes.</w:t>
-      </w:r>
-    </w:p>
-    <w:p>
-      <w:pPr>
-        <w:rPr>
-          <w:sz w:val="36"/>
-          <w:szCs w:val="36"/>
-        </w:rPr>
-      </w:pPr>
-      <w:r>
-        <w:rPr>
-          <w:b/>
-          <w:bCs/>
-          <w:sz w:val="36"/>
-          <w:szCs w:val="36"/>
-        </w:rPr>
-        <w:t>Acceptance Criteria:</w:t>
-      </w:r>
-    </w:p>
-    <w:p>
-      <w:pPr>
-        <w:rPr>
-          <w:sz w:val="36"/>
-          <w:szCs w:val="36"/>
-        </w:rPr>
-      </w:pPr>
-      <w:r>
-        <w:rPr>
-          <w:sz w:val="36"/>
-          <w:szCs w:val="36"/>
-        </w:rPr>
-        <w:t>GIVEN the teacher is logged in</w:t>
-      </w:r>
-    </w:p>
-    <w:p>
-      <w:pPr>
-        <w:rPr>
-          <w:sz w:val="36"/>
-          <w:szCs w:val="36"/>
-        </w:rPr>
-      </w:pPr>
-      <w:r>
-        <w:rPr>
-          <w:sz w:val="36"/>
-          <w:szCs w:val="36"/>
-        </w:rPr>
-        <w:t>WHEN the teacher clicks on class schedule</w:t>
-      </w:r>
-    </w:p>
-    <w:p>
-      <w:pPr>
-        <w:rPr>
-          <w:sz w:val="36"/>
-          <w:szCs w:val="36"/>
-        </w:rPr>
-      </w:pPr>
-      <w:r>
-        <w:rPr>
-          <w:sz w:val="36"/>
-          <w:szCs w:val="36"/>
-        </w:rPr>
-        <w:t>THEN the system displays the teacher’s timetable</w:t>
-      </w:r>
-    </w:p>
-    <w:p>
-      <w:pPr>
-        <w:rPr>
-          <w:sz w:val="36"/>
-          <w:szCs w:val="36"/>
-        </w:rPr>
-      </w:pPr>
-      <w:r>
-        <w:rPr>
-          <w:sz w:val="36"/>
-          <w:szCs w:val="36"/>
-        </w:rPr>
-        <w:t>AND the teacher can view the class, subject and time details.</w:t>
-      </w:r>
-    </w:p>
-    <w:p>
-      <w:pPr>
-        <w:rPr>
-          <w:sz w:val="36"/>
-          <w:szCs w:val="36"/>
-        </w:rPr>
-      </w:pPr>
-    </w:p>
-    <w:p>
-      <w:pPr>
-        <w:rPr>
-          <w:b/>
-          <w:bCs/>
-          <w:sz w:val="36"/>
-          <w:szCs w:val="36"/>
-        </w:rPr>
-      </w:pPr>
-      <w:r>
-        <w:rPr>
-          <w:b/>
-          <w:bCs/>
-          <w:sz w:val="36"/>
-          <w:szCs w:val="36"/>
-        </w:rPr>
-        <w:t xml:space="preserve">User Story ID: </w:t>
-      </w:r>
-      <w:r>
-        <w:rPr>
-          <w:sz w:val="36"/>
-          <w:szCs w:val="36"/>
-        </w:rPr>
-        <w:t>SMS_U08</w:t>
-      </w:r>
-    </w:p>
-    <w:p>
-      <w:pPr>
-        <w:rPr>
-          <w:sz w:val="36"/>
-          <w:szCs w:val="36"/>
-        </w:rPr>
-      </w:pPr>
-      <w:r>
-        <w:rPr>
-          <w:sz w:val="36"/>
-          <w:szCs w:val="36"/>
-        </w:rPr>
-        <w:t>As a student, I am able to view the class timetable so that I know the schedule of my classes.</w:t>
-      </w:r>
-    </w:p>
-    <w:p>
-      <w:pPr>
-        <w:rPr>
-          <w:sz w:val="36"/>
-          <w:szCs w:val="36"/>
-        </w:rPr>
-      </w:pPr>
-      <w:r>
-        <w:rPr>
-          <w:b/>
-          <w:bCs/>
-          <w:sz w:val="36"/>
-          <w:szCs w:val="36"/>
-        </w:rPr>
-        <w:t>Acceptance Criteria:</w:t>
-      </w:r>
-    </w:p>
-    <w:p>
-      <w:pPr>
-        <w:rPr>
-          <w:sz w:val="36"/>
-          <w:szCs w:val="36"/>
-        </w:rPr>
-      </w:pPr>
-      <w:r>
-        <w:rPr>
-          <w:sz w:val="36"/>
-          <w:szCs w:val="36"/>
-        </w:rPr>
         <w:t>GIVEN the student is logged in</w:t>
       </w:r>
     </w:p>
@@ -1451,7 +2106,6 @@
           <w:sz w:val="36"/>
           <w:szCs w:val="36"/>
         </w:rPr>
-        <w:lastRenderedPageBreak/>
         <w:t>THEN the system displays the class schedule</w:t>
       </w:r>
     </w:p>
@@ -2387,7 +3041,6 @@
   <w:style w:type="character" w:default="1" w:styleId="DefaultParagraphFont">
     <w:name w:val="Default Paragraph Font"/>
     <w:uiPriority w:val="1"/>
-    <w:semiHidden/>
     <w:unhideWhenUsed/>
   </w:style>
   <w:style w:type="table" w:default="1" w:styleId="TableNormal">
